--- a/Vocabulary, grammar/2D - Flavours.docx
+++ b/Vocabulary, grammar/2D - Flavours.docx
@@ -1046,37 +1046,58 @@
                 <w:lang w:val="en-US"/>
               </w:rPr>
             </w:pPr>
-            <w:r>
-              <w:rPr>
-                <w:rFonts w:ascii="Times New Roman" w:hAnsi="Times New Roman" w:cs="Times New Roman"/>
-                <w:sz w:val="28"/>
-                <w:szCs w:val="28"/>
-                <w:lang w:val="en-US"/>
-              </w:rPr>
-              <w:t>Pupusas and tortillas</w:t>
-            </w:r>
-          </w:p>
-        </w:tc>
-        <w:tc>
-          <w:tcPr>
-            <w:tcW w:w="6379" w:type="dxa"/>
-          </w:tcPr>
-          <w:p>
-            <w:pPr>
-              <w:spacing w:line="360" w:lineRule="auto"/>
-              <w:rPr>
-                <w:rFonts w:ascii="Times New Roman" w:hAnsi="Times New Roman" w:cs="Times New Roman"/>
-                <w:sz w:val="28"/>
-                <w:szCs w:val="28"/>
-              </w:rPr>
-            </w:pPr>
-            <w:r>
-              <w:rPr>
-                <w:rFonts w:ascii="Times New Roman" w:hAnsi="Times New Roman" w:cs="Times New Roman"/>
-                <w:sz w:val="28"/>
-                <w:szCs w:val="28"/>
-              </w:rPr>
-              <w:t>Пупусас и тортильи</w:t>
+            <w:proofErr w:type="spellStart"/>
+            <w:r>
+              <w:rPr>
+                <w:rFonts w:ascii="Times New Roman" w:hAnsi="Times New Roman" w:cs="Times New Roman"/>
+                <w:sz w:val="28"/>
+                <w:szCs w:val="28"/>
+                <w:lang w:val="en-US"/>
+              </w:rPr>
+              <w:t>Pupusas</w:t>
+            </w:r>
+            <w:proofErr w:type="spellEnd"/>
+            <w:r>
+              <w:rPr>
+                <w:rFonts w:ascii="Times New Roman" w:hAnsi="Times New Roman" w:cs="Times New Roman"/>
+                <w:sz w:val="28"/>
+                <w:szCs w:val="28"/>
+                <w:lang w:val="en-US"/>
+              </w:rPr>
+              <w:t xml:space="preserve"> and tortillas</w:t>
+            </w:r>
+          </w:p>
+        </w:tc>
+        <w:tc>
+          <w:tcPr>
+            <w:tcW w:w="6379" w:type="dxa"/>
+          </w:tcPr>
+          <w:p>
+            <w:pPr>
+              <w:spacing w:line="360" w:lineRule="auto"/>
+              <w:rPr>
+                <w:rFonts w:ascii="Times New Roman" w:hAnsi="Times New Roman" w:cs="Times New Roman"/>
+                <w:sz w:val="28"/>
+                <w:szCs w:val="28"/>
+              </w:rPr>
+            </w:pPr>
+            <w:proofErr w:type="spellStart"/>
+            <w:r>
+              <w:rPr>
+                <w:rFonts w:ascii="Times New Roman" w:hAnsi="Times New Roman" w:cs="Times New Roman"/>
+                <w:sz w:val="28"/>
+                <w:szCs w:val="28"/>
+              </w:rPr>
+              <w:t>Пупусас</w:t>
+            </w:r>
+            <w:proofErr w:type="spellEnd"/>
+            <w:r>
+              <w:rPr>
+                <w:rFonts w:ascii="Times New Roman" w:hAnsi="Times New Roman" w:cs="Times New Roman"/>
+                <w:sz w:val="28"/>
+                <w:szCs w:val="28"/>
+              </w:rPr>
+              <w:t xml:space="preserve"> и тортильи</w:t>
             </w:r>
             <w:r>
               <w:rPr>
@@ -1372,15 +1393,37 @@
                 <w:lang w:val="en-US"/>
               </w:rPr>
             </w:pPr>
-            <w:r>
-              <w:rPr>
-                <w:rFonts w:ascii="Times New Roman" w:hAnsi="Times New Roman" w:cs="Times New Roman"/>
-                <w:sz w:val="28"/>
-                <w:szCs w:val="28"/>
-                <w:lang w:val="en-US"/>
-              </w:rPr>
-              <w:t>Немного дальше</w:t>
-            </w:r>
+            <w:proofErr w:type="spellStart"/>
+            <w:r>
+              <w:rPr>
+                <w:rFonts w:ascii="Times New Roman" w:hAnsi="Times New Roman" w:cs="Times New Roman"/>
+                <w:sz w:val="28"/>
+                <w:szCs w:val="28"/>
+                <w:lang w:val="en-US"/>
+              </w:rPr>
+              <w:t>Немного</w:t>
+            </w:r>
+            <w:proofErr w:type="spellEnd"/>
+            <w:r>
+              <w:rPr>
+                <w:rFonts w:ascii="Times New Roman" w:hAnsi="Times New Roman" w:cs="Times New Roman"/>
+                <w:sz w:val="28"/>
+                <w:szCs w:val="28"/>
+                <w:lang w:val="en-US"/>
+              </w:rPr>
+              <w:t xml:space="preserve"> </w:t>
+            </w:r>
+            <w:proofErr w:type="spellStart"/>
+            <w:r>
+              <w:rPr>
+                <w:rFonts w:ascii="Times New Roman" w:hAnsi="Times New Roman" w:cs="Times New Roman"/>
+                <w:sz w:val="28"/>
+                <w:szCs w:val="28"/>
+                <w:lang w:val="en-US"/>
+              </w:rPr>
+              <w:t>дальше</w:t>
+            </w:r>
+            <w:proofErr w:type="spellEnd"/>
           </w:p>
         </w:tc>
       </w:tr>
@@ -1433,15 +1476,37 @@
                 <w:lang w:val="en-US"/>
               </w:rPr>
             </w:pPr>
-            <w:r>
-              <w:rPr>
-                <w:rFonts w:ascii="Times New Roman" w:hAnsi="Times New Roman" w:cs="Times New Roman"/>
-                <w:sz w:val="28"/>
-                <w:szCs w:val="28"/>
-                <w:lang w:val="en-US"/>
-              </w:rPr>
-              <w:t>Тарелка чемпиона</w:t>
-            </w:r>
+            <w:proofErr w:type="spellStart"/>
+            <w:r>
+              <w:rPr>
+                <w:rFonts w:ascii="Times New Roman" w:hAnsi="Times New Roman" w:cs="Times New Roman"/>
+                <w:sz w:val="28"/>
+                <w:szCs w:val="28"/>
+                <w:lang w:val="en-US"/>
+              </w:rPr>
+              <w:t>Тарелка</w:t>
+            </w:r>
+            <w:proofErr w:type="spellEnd"/>
+            <w:r>
+              <w:rPr>
+                <w:rFonts w:ascii="Times New Roman" w:hAnsi="Times New Roman" w:cs="Times New Roman"/>
+                <w:sz w:val="28"/>
+                <w:szCs w:val="28"/>
+                <w:lang w:val="en-US"/>
+              </w:rPr>
+              <w:t xml:space="preserve"> </w:t>
+            </w:r>
+            <w:proofErr w:type="spellStart"/>
+            <w:r>
+              <w:rPr>
+                <w:rFonts w:ascii="Times New Roman" w:hAnsi="Times New Roman" w:cs="Times New Roman"/>
+                <w:sz w:val="28"/>
+                <w:szCs w:val="28"/>
+                <w:lang w:val="en-US"/>
+              </w:rPr>
+              <w:t>чемпиона</w:t>
+            </w:r>
+            <w:proofErr w:type="spellEnd"/>
           </w:p>
         </w:tc>
       </w:tr>
@@ -2603,6 +2668,1308 @@
                 <w:szCs w:val="28"/>
               </w:rPr>
               <w:t>Удобство, комфорт, преимущество</w:t>
+            </w:r>
+          </w:p>
+        </w:tc>
+      </w:tr>
+      <w:tr>
+        <w:tc>
+          <w:tcPr>
+            <w:tcW w:w="3964" w:type="dxa"/>
+          </w:tcPr>
+          <w:p>
+            <w:pPr>
+              <w:spacing w:line="360" w:lineRule="auto"/>
+              <w:rPr>
+                <w:rFonts w:ascii="Times New Roman" w:hAnsi="Times New Roman" w:cs="Times New Roman"/>
+                <w:sz w:val="28"/>
+                <w:szCs w:val="28"/>
+                <w:lang w:val="en-US"/>
+              </w:rPr>
+            </w:pPr>
+            <w:r>
+              <w:rPr>
+                <w:rFonts w:ascii="Times New Roman" w:hAnsi="Times New Roman" w:cs="Times New Roman"/>
+                <w:sz w:val="28"/>
+                <w:szCs w:val="28"/>
+                <w:lang w:val="en-US"/>
+              </w:rPr>
+              <w:t>Dumpling</w:t>
+            </w:r>
+          </w:p>
+        </w:tc>
+        <w:tc>
+          <w:tcPr>
+            <w:tcW w:w="6379" w:type="dxa"/>
+          </w:tcPr>
+          <w:p>
+            <w:pPr>
+              <w:spacing w:line="360" w:lineRule="auto"/>
+              <w:rPr>
+                <w:rFonts w:ascii="Times New Roman" w:hAnsi="Times New Roman" w:cs="Times New Roman"/>
+                <w:sz w:val="28"/>
+                <w:szCs w:val="28"/>
+              </w:rPr>
+            </w:pPr>
+            <w:r>
+              <w:rPr>
+                <w:rFonts w:ascii="Times New Roman" w:hAnsi="Times New Roman" w:cs="Times New Roman"/>
+                <w:sz w:val="28"/>
+                <w:szCs w:val="28"/>
+              </w:rPr>
+              <w:t>Пельмени, клецка</w:t>
+            </w:r>
+          </w:p>
+        </w:tc>
+      </w:tr>
+      <w:tr>
+        <w:tc>
+          <w:tcPr>
+            <w:tcW w:w="3964" w:type="dxa"/>
+          </w:tcPr>
+          <w:p>
+            <w:pPr>
+              <w:spacing w:line="360" w:lineRule="auto"/>
+              <w:rPr>
+                <w:rFonts w:ascii="Times New Roman" w:hAnsi="Times New Roman" w:cs="Times New Roman"/>
+                <w:sz w:val="28"/>
+                <w:szCs w:val="28"/>
+                <w:lang w:val="en-US"/>
+              </w:rPr>
+            </w:pPr>
+            <w:r>
+              <w:rPr>
+                <w:rFonts w:ascii="Times New Roman" w:hAnsi="Times New Roman" w:cs="Times New Roman"/>
+                <w:sz w:val="28"/>
+                <w:szCs w:val="28"/>
+                <w:lang w:val="en-US"/>
+              </w:rPr>
+              <w:t>Uneven cobbled</w:t>
+            </w:r>
+          </w:p>
+        </w:tc>
+        <w:tc>
+          <w:tcPr>
+            <w:tcW w:w="6379" w:type="dxa"/>
+          </w:tcPr>
+          <w:p>
+            <w:pPr>
+              <w:spacing w:line="360" w:lineRule="auto"/>
+              <w:rPr>
+                <w:rFonts w:ascii="Times New Roman" w:hAnsi="Times New Roman" w:cs="Times New Roman"/>
+                <w:sz w:val="28"/>
+                <w:szCs w:val="28"/>
+              </w:rPr>
+            </w:pPr>
+            <w:r>
+              <w:rPr>
+                <w:rFonts w:ascii="Times New Roman" w:hAnsi="Times New Roman" w:cs="Times New Roman"/>
+                <w:sz w:val="28"/>
+                <w:szCs w:val="28"/>
+              </w:rPr>
+              <w:t>Неровная брусчатка</w:t>
+            </w:r>
+          </w:p>
+        </w:tc>
+      </w:tr>
+      <w:tr>
+        <w:tc>
+          <w:tcPr>
+            <w:tcW w:w="3964" w:type="dxa"/>
+          </w:tcPr>
+          <w:p>
+            <w:pPr>
+              <w:spacing w:line="360" w:lineRule="auto"/>
+              <w:rPr>
+                <w:rFonts w:ascii="Times New Roman" w:hAnsi="Times New Roman" w:cs="Times New Roman"/>
+                <w:sz w:val="28"/>
+                <w:szCs w:val="28"/>
+                <w:lang w:val="en-US"/>
+              </w:rPr>
+            </w:pPr>
+            <w:r>
+              <w:rPr>
+                <w:rFonts w:ascii="Times New Roman" w:hAnsi="Times New Roman" w:cs="Times New Roman"/>
+                <w:sz w:val="28"/>
+                <w:szCs w:val="28"/>
+                <w:lang w:val="en-US"/>
+              </w:rPr>
+              <w:t>Emanating from</w:t>
+            </w:r>
+          </w:p>
+        </w:tc>
+        <w:tc>
+          <w:tcPr>
+            <w:tcW w:w="6379" w:type="dxa"/>
+          </w:tcPr>
+          <w:p>
+            <w:pPr>
+              <w:spacing w:line="360" w:lineRule="auto"/>
+              <w:rPr>
+                <w:rFonts w:ascii="Times New Roman" w:hAnsi="Times New Roman" w:cs="Times New Roman"/>
+                <w:sz w:val="28"/>
+                <w:szCs w:val="28"/>
+              </w:rPr>
+            </w:pPr>
+            <w:r>
+              <w:rPr>
+                <w:rFonts w:ascii="Times New Roman" w:hAnsi="Times New Roman" w:cs="Times New Roman"/>
+                <w:sz w:val="28"/>
+                <w:szCs w:val="28"/>
+              </w:rPr>
+              <w:t>Исходя из</w:t>
+            </w:r>
+          </w:p>
+        </w:tc>
+      </w:tr>
+      <w:tr>
+        <w:tc>
+          <w:tcPr>
+            <w:tcW w:w="3964" w:type="dxa"/>
+          </w:tcPr>
+          <w:p>
+            <w:pPr>
+              <w:spacing w:line="360" w:lineRule="auto"/>
+              <w:rPr>
+                <w:rFonts w:ascii="Times New Roman" w:hAnsi="Times New Roman" w:cs="Times New Roman"/>
+                <w:sz w:val="28"/>
+                <w:szCs w:val="28"/>
+                <w:lang w:val="en-US"/>
+              </w:rPr>
+            </w:pPr>
+            <w:r>
+              <w:rPr>
+                <w:rFonts w:ascii="Times New Roman" w:hAnsi="Times New Roman" w:cs="Times New Roman"/>
+                <w:sz w:val="28"/>
+                <w:szCs w:val="28"/>
+                <w:lang w:val="en-US"/>
+              </w:rPr>
+              <w:t>Melt-in-your-mouth</w:t>
+            </w:r>
+          </w:p>
+        </w:tc>
+        <w:tc>
+          <w:tcPr>
+            <w:tcW w:w="6379" w:type="dxa"/>
+          </w:tcPr>
+          <w:p>
+            <w:pPr>
+              <w:spacing w:line="360" w:lineRule="auto"/>
+              <w:rPr>
+                <w:rFonts w:ascii="Times New Roman" w:hAnsi="Times New Roman" w:cs="Times New Roman"/>
+                <w:sz w:val="28"/>
+                <w:szCs w:val="28"/>
+              </w:rPr>
+            </w:pPr>
+            <w:r>
+              <w:rPr>
+                <w:rFonts w:ascii="Times New Roman" w:hAnsi="Times New Roman" w:cs="Times New Roman"/>
+                <w:sz w:val="28"/>
+                <w:szCs w:val="28"/>
+              </w:rPr>
+              <w:t>Тает во рту</w:t>
+            </w:r>
+          </w:p>
+        </w:tc>
+      </w:tr>
+      <w:tr>
+        <w:tc>
+          <w:tcPr>
+            <w:tcW w:w="3964" w:type="dxa"/>
+          </w:tcPr>
+          <w:p>
+            <w:pPr>
+              <w:spacing w:line="360" w:lineRule="auto"/>
+              <w:rPr>
+                <w:rFonts w:ascii="Times New Roman" w:hAnsi="Times New Roman" w:cs="Times New Roman"/>
+                <w:sz w:val="28"/>
+                <w:szCs w:val="28"/>
+                <w:lang w:val="en-US"/>
+              </w:rPr>
+            </w:pPr>
+            <w:r>
+              <w:rPr>
+                <w:rFonts w:ascii="Times New Roman" w:hAnsi="Times New Roman" w:cs="Times New Roman"/>
+                <w:sz w:val="28"/>
+                <w:szCs w:val="28"/>
+                <w:lang w:val="en-US"/>
+              </w:rPr>
+              <w:t>You can’t help but</w:t>
+            </w:r>
+          </w:p>
+        </w:tc>
+        <w:tc>
+          <w:tcPr>
+            <w:tcW w:w="6379" w:type="dxa"/>
+          </w:tcPr>
+          <w:p>
+            <w:pPr>
+              <w:spacing w:line="360" w:lineRule="auto"/>
+              <w:rPr>
+                <w:rFonts w:ascii="Times New Roman" w:hAnsi="Times New Roman" w:cs="Times New Roman"/>
+                <w:sz w:val="28"/>
+                <w:szCs w:val="28"/>
+              </w:rPr>
+            </w:pPr>
+            <w:r>
+              <w:rPr>
+                <w:rFonts w:ascii="Times New Roman" w:hAnsi="Times New Roman" w:cs="Times New Roman"/>
+                <w:sz w:val="28"/>
+                <w:szCs w:val="28"/>
+              </w:rPr>
+              <w:t xml:space="preserve">Вы не можете не </w:t>
+            </w:r>
+          </w:p>
+        </w:tc>
+      </w:tr>
+      <w:tr>
+        <w:tc>
+          <w:tcPr>
+            <w:tcW w:w="3964" w:type="dxa"/>
+          </w:tcPr>
+          <w:p>
+            <w:pPr>
+              <w:spacing w:line="360" w:lineRule="auto"/>
+              <w:rPr>
+                <w:rFonts w:ascii="Times New Roman" w:hAnsi="Times New Roman" w:cs="Times New Roman"/>
+                <w:sz w:val="28"/>
+                <w:szCs w:val="28"/>
+                <w:lang w:val="en-US"/>
+              </w:rPr>
+            </w:pPr>
+            <w:r>
+              <w:rPr>
+                <w:rFonts w:ascii="Times New Roman" w:hAnsi="Times New Roman" w:cs="Times New Roman"/>
+                <w:sz w:val="28"/>
+                <w:szCs w:val="28"/>
+                <w:lang w:val="en-US"/>
+              </w:rPr>
+              <w:t>Renowned</w:t>
+            </w:r>
+          </w:p>
+        </w:tc>
+        <w:tc>
+          <w:tcPr>
+            <w:tcW w:w="6379" w:type="dxa"/>
+          </w:tcPr>
+          <w:p>
+            <w:pPr>
+              <w:spacing w:line="360" w:lineRule="auto"/>
+              <w:rPr>
+                <w:rFonts w:ascii="Times New Roman" w:hAnsi="Times New Roman" w:cs="Times New Roman"/>
+                <w:sz w:val="28"/>
+                <w:szCs w:val="28"/>
+              </w:rPr>
+            </w:pPr>
+            <w:r>
+              <w:rPr>
+                <w:rFonts w:ascii="Times New Roman" w:hAnsi="Times New Roman" w:cs="Times New Roman"/>
+                <w:sz w:val="28"/>
+                <w:szCs w:val="28"/>
+              </w:rPr>
+              <w:t>Хорошо знакомый, известный</w:t>
+            </w:r>
+          </w:p>
+        </w:tc>
+      </w:tr>
+      <w:tr>
+        <w:tc>
+          <w:tcPr>
+            <w:tcW w:w="3964" w:type="dxa"/>
+          </w:tcPr>
+          <w:p>
+            <w:pPr>
+              <w:spacing w:line="360" w:lineRule="auto"/>
+              <w:rPr>
+                <w:rFonts w:ascii="Times New Roman" w:hAnsi="Times New Roman" w:cs="Times New Roman"/>
+                <w:sz w:val="28"/>
+                <w:szCs w:val="28"/>
+                <w:lang w:val="en-US"/>
+              </w:rPr>
+            </w:pPr>
+            <w:r>
+              <w:rPr>
+                <w:rFonts w:ascii="Times New Roman" w:hAnsi="Times New Roman" w:cs="Times New Roman"/>
+                <w:sz w:val="28"/>
+                <w:szCs w:val="28"/>
+                <w:lang w:val="en-US"/>
+              </w:rPr>
+              <w:t>Surged</w:t>
+            </w:r>
+          </w:p>
+        </w:tc>
+        <w:tc>
+          <w:tcPr>
+            <w:tcW w:w="6379" w:type="dxa"/>
+          </w:tcPr>
+          <w:p>
+            <w:pPr>
+              <w:spacing w:line="360" w:lineRule="auto"/>
+              <w:rPr>
+                <w:rFonts w:ascii="Times New Roman" w:hAnsi="Times New Roman" w:cs="Times New Roman"/>
+                <w:sz w:val="28"/>
+                <w:szCs w:val="28"/>
+              </w:rPr>
+            </w:pPr>
+            <w:r>
+              <w:rPr>
+                <w:rFonts w:ascii="Times New Roman" w:hAnsi="Times New Roman" w:cs="Times New Roman"/>
+                <w:sz w:val="28"/>
+                <w:szCs w:val="28"/>
+              </w:rPr>
+              <w:t>Резкий рост</w:t>
+            </w:r>
+          </w:p>
+        </w:tc>
+      </w:tr>
+      <w:tr>
+        <w:tc>
+          <w:tcPr>
+            <w:tcW w:w="3964" w:type="dxa"/>
+          </w:tcPr>
+          <w:p>
+            <w:pPr>
+              <w:spacing w:line="360" w:lineRule="auto"/>
+              <w:rPr>
+                <w:rFonts w:ascii="Times New Roman" w:hAnsi="Times New Roman" w:cs="Times New Roman"/>
+                <w:sz w:val="28"/>
+                <w:szCs w:val="28"/>
+                <w:lang w:val="en-US"/>
+              </w:rPr>
+            </w:pPr>
+            <w:r>
+              <w:rPr>
+                <w:rFonts w:ascii="Times New Roman" w:hAnsi="Times New Roman" w:cs="Times New Roman"/>
+                <w:sz w:val="28"/>
+                <w:szCs w:val="28"/>
+                <w:lang w:val="en-US"/>
+              </w:rPr>
+              <w:t>Foodie hotspot</w:t>
+            </w:r>
+          </w:p>
+        </w:tc>
+        <w:tc>
+          <w:tcPr>
+            <w:tcW w:w="6379" w:type="dxa"/>
+          </w:tcPr>
+          <w:p>
+            <w:pPr>
+              <w:spacing w:line="360" w:lineRule="auto"/>
+              <w:rPr>
+                <w:rFonts w:ascii="Times New Roman" w:hAnsi="Times New Roman" w:cs="Times New Roman"/>
+                <w:sz w:val="28"/>
+                <w:szCs w:val="28"/>
+              </w:rPr>
+            </w:pPr>
+            <w:r>
+              <w:rPr>
+                <w:rFonts w:ascii="Times New Roman" w:hAnsi="Times New Roman" w:cs="Times New Roman"/>
+                <w:sz w:val="28"/>
+                <w:szCs w:val="28"/>
+              </w:rPr>
+              <w:t>Место паломничества гурманов</w:t>
+            </w:r>
+          </w:p>
+        </w:tc>
+      </w:tr>
+      <w:tr>
+        <w:tc>
+          <w:tcPr>
+            <w:tcW w:w="3964" w:type="dxa"/>
+          </w:tcPr>
+          <w:p>
+            <w:pPr>
+              <w:spacing w:line="360" w:lineRule="auto"/>
+              <w:rPr>
+                <w:rFonts w:ascii="Times New Roman" w:hAnsi="Times New Roman" w:cs="Times New Roman"/>
+                <w:sz w:val="28"/>
+                <w:szCs w:val="28"/>
+                <w:lang w:val="en-US"/>
+              </w:rPr>
+            </w:pPr>
+            <w:r>
+              <w:rPr>
+                <w:rFonts w:ascii="Times New Roman" w:hAnsi="Times New Roman" w:cs="Times New Roman"/>
+                <w:sz w:val="28"/>
+                <w:szCs w:val="28"/>
+                <w:lang w:val="en-US"/>
+              </w:rPr>
+              <w:lastRenderedPageBreak/>
+              <w:t>Vibrant</w:t>
+            </w:r>
+          </w:p>
+        </w:tc>
+        <w:tc>
+          <w:tcPr>
+            <w:tcW w:w="6379" w:type="dxa"/>
+          </w:tcPr>
+          <w:p>
+            <w:pPr>
+              <w:spacing w:line="360" w:lineRule="auto"/>
+              <w:rPr>
+                <w:rFonts w:ascii="Times New Roman" w:hAnsi="Times New Roman" w:cs="Times New Roman"/>
+                <w:sz w:val="28"/>
+                <w:szCs w:val="28"/>
+              </w:rPr>
+            </w:pPr>
+            <w:r>
+              <w:rPr>
+                <w:rFonts w:ascii="Times New Roman" w:hAnsi="Times New Roman" w:cs="Times New Roman"/>
+                <w:sz w:val="28"/>
+                <w:szCs w:val="28"/>
+              </w:rPr>
+              <w:t>Яркий, вибрирующий</w:t>
+            </w:r>
+          </w:p>
+        </w:tc>
+      </w:tr>
+      <w:tr>
+        <w:tc>
+          <w:tcPr>
+            <w:tcW w:w="3964" w:type="dxa"/>
+          </w:tcPr>
+          <w:p>
+            <w:pPr>
+              <w:spacing w:line="360" w:lineRule="auto"/>
+              <w:rPr>
+                <w:rFonts w:ascii="Times New Roman" w:hAnsi="Times New Roman" w:cs="Times New Roman"/>
+                <w:sz w:val="28"/>
+                <w:szCs w:val="28"/>
+                <w:lang w:val="en-US"/>
+              </w:rPr>
+            </w:pPr>
+            <w:r>
+              <w:rPr>
+                <w:rFonts w:ascii="Times New Roman" w:hAnsi="Times New Roman" w:cs="Times New Roman"/>
+                <w:sz w:val="28"/>
+                <w:szCs w:val="28"/>
+                <w:lang w:val="en-US"/>
+              </w:rPr>
+              <w:t>Grueling</w:t>
+            </w:r>
+          </w:p>
+        </w:tc>
+        <w:tc>
+          <w:tcPr>
+            <w:tcW w:w="6379" w:type="dxa"/>
+          </w:tcPr>
+          <w:p>
+            <w:pPr>
+              <w:spacing w:line="360" w:lineRule="auto"/>
+              <w:rPr>
+                <w:rFonts w:ascii="Times New Roman" w:hAnsi="Times New Roman" w:cs="Times New Roman"/>
+                <w:sz w:val="28"/>
+                <w:szCs w:val="28"/>
+              </w:rPr>
+            </w:pPr>
+            <w:r>
+              <w:rPr>
+                <w:rFonts w:ascii="Times New Roman" w:hAnsi="Times New Roman" w:cs="Times New Roman"/>
+                <w:sz w:val="28"/>
+                <w:szCs w:val="28"/>
+              </w:rPr>
+              <w:t>Тяжелый, изнурительный</w:t>
+            </w:r>
+          </w:p>
+        </w:tc>
+      </w:tr>
+      <w:tr>
+        <w:tc>
+          <w:tcPr>
+            <w:tcW w:w="3964" w:type="dxa"/>
+          </w:tcPr>
+          <w:p>
+            <w:pPr>
+              <w:spacing w:line="360" w:lineRule="auto"/>
+              <w:rPr>
+                <w:rFonts w:ascii="Times New Roman" w:hAnsi="Times New Roman" w:cs="Times New Roman"/>
+                <w:sz w:val="28"/>
+                <w:szCs w:val="28"/>
+                <w:lang w:val="en-US"/>
+              </w:rPr>
+            </w:pPr>
+            <w:r>
+              <w:rPr>
+                <w:rFonts w:ascii="Times New Roman" w:hAnsi="Times New Roman" w:cs="Times New Roman"/>
+                <w:sz w:val="28"/>
+                <w:szCs w:val="28"/>
+                <w:lang w:val="en-US"/>
+              </w:rPr>
+              <w:t>A must</w:t>
+            </w:r>
+          </w:p>
+        </w:tc>
+        <w:tc>
+          <w:tcPr>
+            <w:tcW w:w="6379" w:type="dxa"/>
+          </w:tcPr>
+          <w:p>
+            <w:pPr>
+              <w:spacing w:line="360" w:lineRule="auto"/>
+              <w:rPr>
+                <w:rFonts w:ascii="Times New Roman" w:hAnsi="Times New Roman" w:cs="Times New Roman"/>
+                <w:sz w:val="28"/>
+                <w:szCs w:val="28"/>
+              </w:rPr>
+            </w:pPr>
+            <w:r>
+              <w:rPr>
+                <w:rFonts w:ascii="Times New Roman" w:hAnsi="Times New Roman" w:cs="Times New Roman"/>
+                <w:sz w:val="28"/>
+                <w:szCs w:val="28"/>
+              </w:rPr>
+              <w:t>Обязательно (к посещению)</w:t>
+            </w:r>
+          </w:p>
+        </w:tc>
+      </w:tr>
+      <w:tr>
+        <w:tc>
+          <w:tcPr>
+            <w:tcW w:w="3964" w:type="dxa"/>
+          </w:tcPr>
+          <w:p>
+            <w:pPr>
+              <w:spacing w:line="360" w:lineRule="auto"/>
+              <w:rPr>
+                <w:rFonts w:ascii="Times New Roman" w:hAnsi="Times New Roman" w:cs="Times New Roman"/>
+                <w:sz w:val="28"/>
+                <w:szCs w:val="28"/>
+                <w:lang w:val="en-US"/>
+              </w:rPr>
+            </w:pPr>
+            <w:r>
+              <w:rPr>
+                <w:rFonts w:ascii="Times New Roman" w:hAnsi="Times New Roman" w:cs="Times New Roman"/>
+                <w:sz w:val="28"/>
+                <w:szCs w:val="28"/>
+                <w:lang w:val="en-US"/>
+              </w:rPr>
+              <w:t>Punchy</w:t>
+            </w:r>
+          </w:p>
+        </w:tc>
+        <w:tc>
+          <w:tcPr>
+            <w:tcW w:w="6379" w:type="dxa"/>
+          </w:tcPr>
+          <w:p>
+            <w:pPr>
+              <w:spacing w:line="360" w:lineRule="auto"/>
+              <w:rPr>
+                <w:rFonts w:ascii="Times New Roman" w:hAnsi="Times New Roman" w:cs="Times New Roman"/>
+                <w:sz w:val="28"/>
+                <w:szCs w:val="28"/>
+              </w:rPr>
+            </w:pPr>
+            <w:r>
+              <w:rPr>
+                <w:rFonts w:ascii="Times New Roman" w:hAnsi="Times New Roman" w:cs="Times New Roman"/>
+                <w:sz w:val="28"/>
+                <w:szCs w:val="28"/>
+              </w:rPr>
+              <w:t>Яркий, резко бьющий</w:t>
+            </w:r>
+            <w:r>
+              <w:rPr>
+                <w:rFonts w:ascii="Times New Roman" w:hAnsi="Times New Roman" w:cs="Times New Roman"/>
+                <w:sz w:val="28"/>
+                <w:szCs w:val="28"/>
+              </w:rPr>
+              <w:t xml:space="preserve"> </w:t>
+            </w:r>
+            <w:r>
+              <w:rPr>
+                <w:rFonts w:ascii="Times New Roman" w:hAnsi="Times New Roman" w:cs="Times New Roman"/>
+                <w:sz w:val="28"/>
+                <w:szCs w:val="28"/>
+              </w:rPr>
+              <w:t>в нос</w:t>
+            </w:r>
+          </w:p>
+        </w:tc>
+      </w:tr>
+      <w:tr>
+        <w:tc>
+          <w:tcPr>
+            <w:tcW w:w="3964" w:type="dxa"/>
+          </w:tcPr>
+          <w:p>
+            <w:pPr>
+              <w:spacing w:line="360" w:lineRule="auto"/>
+              <w:rPr>
+                <w:rFonts w:ascii="Times New Roman" w:hAnsi="Times New Roman" w:cs="Times New Roman"/>
+                <w:sz w:val="28"/>
+                <w:szCs w:val="28"/>
+                <w:lang w:val="en-US"/>
+              </w:rPr>
+            </w:pPr>
+            <w:r>
+              <w:rPr>
+                <w:rFonts w:ascii="Times New Roman" w:hAnsi="Times New Roman" w:cs="Times New Roman"/>
+                <w:sz w:val="28"/>
+                <w:szCs w:val="28"/>
+                <w:lang w:val="en-US"/>
+              </w:rPr>
+              <w:t>On all sides (</w:t>
+            </w:r>
+            <w:r>
+              <w:rPr>
+                <w:rFonts w:ascii="Times New Roman" w:hAnsi="Times New Roman" w:cs="Times New Roman"/>
+                <w:sz w:val="28"/>
+                <w:szCs w:val="28"/>
+                <w:lang w:val="en-US"/>
+              </w:rPr>
+              <w:t>everywhere</w:t>
+            </w:r>
+            <w:r>
+              <w:rPr>
+                <w:rFonts w:ascii="Times New Roman" w:hAnsi="Times New Roman" w:cs="Times New Roman"/>
+                <w:sz w:val="28"/>
+                <w:szCs w:val="28"/>
+                <w:lang w:val="en-US"/>
+              </w:rPr>
+              <w:t>)</w:t>
+            </w:r>
+          </w:p>
+        </w:tc>
+        <w:tc>
+          <w:tcPr>
+            <w:tcW w:w="6379" w:type="dxa"/>
+          </w:tcPr>
+          <w:p>
+            <w:pPr>
+              <w:spacing w:line="360" w:lineRule="auto"/>
+              <w:rPr>
+                <w:rFonts w:ascii="Times New Roman" w:hAnsi="Times New Roman" w:cs="Times New Roman"/>
+                <w:sz w:val="28"/>
+                <w:szCs w:val="28"/>
+              </w:rPr>
+            </w:pPr>
+            <w:r>
+              <w:rPr>
+                <w:rFonts w:ascii="Times New Roman" w:hAnsi="Times New Roman" w:cs="Times New Roman"/>
+                <w:sz w:val="28"/>
+                <w:szCs w:val="28"/>
+              </w:rPr>
+              <w:t>Со всех сторон (везде)</w:t>
+            </w:r>
+          </w:p>
+        </w:tc>
+      </w:tr>
+      <w:tr>
+        <w:tc>
+          <w:tcPr>
+            <w:tcW w:w="3964" w:type="dxa"/>
+          </w:tcPr>
+          <w:p>
+            <w:pPr>
+              <w:spacing w:line="360" w:lineRule="auto"/>
+              <w:rPr>
+                <w:rFonts w:ascii="Times New Roman" w:hAnsi="Times New Roman" w:cs="Times New Roman"/>
+                <w:sz w:val="28"/>
+                <w:szCs w:val="28"/>
+                <w:lang w:val="en-US"/>
+              </w:rPr>
+            </w:pPr>
+            <w:r>
+              <w:rPr>
+                <w:rFonts w:ascii="Times New Roman" w:hAnsi="Times New Roman" w:cs="Times New Roman"/>
+                <w:sz w:val="28"/>
+                <w:szCs w:val="28"/>
+                <w:lang w:val="en-US"/>
+              </w:rPr>
+              <w:t>Emanating from (coming from)</w:t>
+            </w:r>
+          </w:p>
+        </w:tc>
+        <w:tc>
+          <w:tcPr>
+            <w:tcW w:w="6379" w:type="dxa"/>
+          </w:tcPr>
+          <w:p>
+            <w:pPr>
+              <w:spacing w:line="360" w:lineRule="auto"/>
+              <w:rPr>
+                <w:rFonts w:ascii="Times New Roman" w:hAnsi="Times New Roman" w:cs="Times New Roman"/>
+                <w:sz w:val="28"/>
+                <w:szCs w:val="28"/>
+              </w:rPr>
+            </w:pPr>
+            <w:r>
+              <w:rPr>
+                <w:rFonts w:ascii="Times New Roman" w:hAnsi="Times New Roman" w:cs="Times New Roman"/>
+                <w:sz w:val="28"/>
+                <w:szCs w:val="28"/>
+              </w:rPr>
+              <w:t>Исходящий из</w:t>
+            </w:r>
+          </w:p>
+        </w:tc>
+      </w:tr>
+      <w:tr>
+        <w:tc>
+          <w:tcPr>
+            <w:tcW w:w="3964" w:type="dxa"/>
+          </w:tcPr>
+          <w:p>
+            <w:pPr>
+              <w:spacing w:line="360" w:lineRule="auto"/>
+              <w:rPr>
+                <w:rFonts w:ascii="Times New Roman" w:hAnsi="Times New Roman" w:cs="Times New Roman"/>
+                <w:sz w:val="28"/>
+                <w:szCs w:val="28"/>
+                <w:lang w:val="en-US"/>
+              </w:rPr>
+            </w:pPr>
+            <w:r>
+              <w:rPr>
+                <w:rFonts w:ascii="Times New Roman" w:hAnsi="Times New Roman" w:cs="Times New Roman"/>
+                <w:sz w:val="28"/>
+                <w:szCs w:val="28"/>
+                <w:lang w:val="en-US"/>
+              </w:rPr>
+              <w:t>Chaotic (disorganized)</w:t>
+            </w:r>
+          </w:p>
+        </w:tc>
+        <w:tc>
+          <w:tcPr>
+            <w:tcW w:w="6379" w:type="dxa"/>
+          </w:tcPr>
+          <w:p>
+            <w:pPr>
+              <w:spacing w:line="360" w:lineRule="auto"/>
+              <w:rPr>
+                <w:rFonts w:ascii="Times New Roman" w:hAnsi="Times New Roman" w:cs="Times New Roman"/>
+                <w:sz w:val="28"/>
+                <w:szCs w:val="28"/>
+              </w:rPr>
+            </w:pPr>
+            <w:r>
+              <w:rPr>
+                <w:rFonts w:ascii="Times New Roman" w:hAnsi="Times New Roman" w:cs="Times New Roman"/>
+                <w:sz w:val="28"/>
+                <w:szCs w:val="28"/>
+              </w:rPr>
+              <w:t>Хаотичный (неорганизованный)</w:t>
+            </w:r>
+          </w:p>
+        </w:tc>
+      </w:tr>
+      <w:tr>
+        <w:tc>
+          <w:tcPr>
+            <w:tcW w:w="3964" w:type="dxa"/>
+          </w:tcPr>
+          <w:p>
+            <w:pPr>
+              <w:spacing w:line="360" w:lineRule="auto"/>
+              <w:rPr>
+                <w:rFonts w:ascii="Times New Roman" w:hAnsi="Times New Roman" w:cs="Times New Roman"/>
+                <w:sz w:val="28"/>
+                <w:szCs w:val="28"/>
+                <w:lang w:val="en-US"/>
+              </w:rPr>
+            </w:pPr>
+            <w:r>
+              <w:rPr>
+                <w:rFonts w:ascii="Times New Roman" w:hAnsi="Times New Roman" w:cs="Times New Roman"/>
+                <w:sz w:val="28"/>
+                <w:szCs w:val="28"/>
+                <w:lang w:val="en-US"/>
+              </w:rPr>
+              <w:t>Buzzing (lively)</w:t>
+            </w:r>
+          </w:p>
+        </w:tc>
+        <w:tc>
+          <w:tcPr>
+            <w:tcW w:w="6379" w:type="dxa"/>
+          </w:tcPr>
+          <w:p>
+            <w:pPr>
+              <w:spacing w:line="360" w:lineRule="auto"/>
+              <w:rPr>
+                <w:rFonts w:ascii="Times New Roman" w:hAnsi="Times New Roman" w:cs="Times New Roman"/>
+                <w:sz w:val="28"/>
+                <w:szCs w:val="28"/>
+              </w:rPr>
+            </w:pPr>
+            <w:r>
+              <w:rPr>
+                <w:rFonts w:ascii="Times New Roman" w:hAnsi="Times New Roman" w:cs="Times New Roman"/>
+                <w:sz w:val="28"/>
+                <w:szCs w:val="28"/>
+              </w:rPr>
+              <w:t>Оживленный (жужжащий)</w:t>
+            </w:r>
+          </w:p>
+        </w:tc>
+      </w:tr>
+      <w:tr>
+        <w:tc>
+          <w:tcPr>
+            <w:tcW w:w="3964" w:type="dxa"/>
+          </w:tcPr>
+          <w:p>
+            <w:pPr>
+              <w:spacing w:line="360" w:lineRule="auto"/>
+              <w:rPr>
+                <w:rFonts w:ascii="Times New Roman" w:hAnsi="Times New Roman" w:cs="Times New Roman"/>
+                <w:sz w:val="28"/>
+                <w:szCs w:val="28"/>
+                <w:lang w:val="en-US"/>
+              </w:rPr>
+            </w:pPr>
+            <w:r>
+              <w:rPr>
+                <w:rFonts w:ascii="Times New Roman" w:hAnsi="Times New Roman" w:cs="Times New Roman"/>
+                <w:sz w:val="28"/>
+                <w:szCs w:val="28"/>
+                <w:lang w:val="en-US"/>
+              </w:rPr>
+              <w:t>Array (range)</w:t>
+            </w:r>
+          </w:p>
+        </w:tc>
+        <w:tc>
+          <w:tcPr>
+            <w:tcW w:w="6379" w:type="dxa"/>
+          </w:tcPr>
+          <w:p>
+            <w:pPr>
+              <w:spacing w:line="360" w:lineRule="auto"/>
+              <w:rPr>
+                <w:rFonts w:ascii="Times New Roman" w:hAnsi="Times New Roman" w:cs="Times New Roman"/>
+                <w:sz w:val="28"/>
+                <w:szCs w:val="28"/>
+              </w:rPr>
+            </w:pPr>
+            <w:r>
+              <w:rPr>
+                <w:rFonts w:ascii="Times New Roman" w:hAnsi="Times New Roman" w:cs="Times New Roman"/>
+                <w:sz w:val="28"/>
+                <w:szCs w:val="28"/>
+              </w:rPr>
+              <w:t>Диапазон (массив)</w:t>
+            </w:r>
+          </w:p>
+        </w:tc>
+      </w:tr>
+      <w:tr>
+        <w:tc>
+          <w:tcPr>
+            <w:tcW w:w="3964" w:type="dxa"/>
+          </w:tcPr>
+          <w:p>
+            <w:pPr>
+              <w:spacing w:line="360" w:lineRule="auto"/>
+              <w:rPr>
+                <w:rFonts w:ascii="Times New Roman" w:hAnsi="Times New Roman" w:cs="Times New Roman"/>
+                <w:sz w:val="28"/>
+                <w:szCs w:val="28"/>
+                <w:lang w:val="en-US"/>
+              </w:rPr>
+            </w:pPr>
+            <w:r>
+              <w:rPr>
+                <w:rFonts w:ascii="Times New Roman" w:hAnsi="Times New Roman" w:cs="Times New Roman"/>
+                <w:sz w:val="28"/>
+                <w:szCs w:val="28"/>
+                <w:lang w:val="en-US"/>
+              </w:rPr>
+              <w:t>Melt-in-your-mouth (Taste delicious/ soften in your mouth)</w:t>
+            </w:r>
+          </w:p>
+        </w:tc>
+        <w:tc>
+          <w:tcPr>
+            <w:tcW w:w="6379" w:type="dxa"/>
+          </w:tcPr>
+          <w:p>
+            <w:pPr>
+              <w:spacing w:line="360" w:lineRule="auto"/>
+              <w:rPr>
+                <w:rFonts w:ascii="Times New Roman" w:hAnsi="Times New Roman" w:cs="Times New Roman"/>
+                <w:sz w:val="28"/>
+                <w:szCs w:val="28"/>
+              </w:rPr>
+            </w:pPr>
+            <w:r>
+              <w:rPr>
+                <w:rFonts w:ascii="Times New Roman" w:hAnsi="Times New Roman" w:cs="Times New Roman"/>
+                <w:sz w:val="28"/>
+                <w:szCs w:val="28"/>
+              </w:rPr>
+              <w:t>Тает во рту, восхитительный вкус, мягкий во рту</w:t>
+            </w:r>
+          </w:p>
+        </w:tc>
+      </w:tr>
+      <w:tr>
+        <w:tc>
+          <w:tcPr>
+            <w:tcW w:w="3964" w:type="dxa"/>
+          </w:tcPr>
+          <w:p>
+            <w:pPr>
+              <w:spacing w:line="360" w:lineRule="auto"/>
+              <w:rPr>
+                <w:rFonts w:ascii="Times New Roman" w:hAnsi="Times New Roman" w:cs="Times New Roman"/>
+                <w:sz w:val="28"/>
+                <w:szCs w:val="28"/>
+                <w:lang w:val="en-US"/>
+              </w:rPr>
+            </w:pPr>
+            <w:r>
+              <w:rPr>
+                <w:rFonts w:ascii="Times New Roman" w:hAnsi="Times New Roman" w:cs="Times New Roman"/>
+                <w:sz w:val="28"/>
+                <w:szCs w:val="28"/>
+                <w:lang w:val="en-US"/>
+              </w:rPr>
+              <w:t xml:space="preserve">Renowned </w:t>
+            </w:r>
+            <w:r>
+              <w:rPr>
+                <w:rFonts w:ascii="Times New Roman" w:hAnsi="Times New Roman" w:cs="Times New Roman"/>
+                <w:sz w:val="28"/>
+                <w:szCs w:val="28"/>
+                <w:lang w:val="en-US"/>
+              </w:rPr>
+              <w:t>(famous)</w:t>
+            </w:r>
+          </w:p>
+        </w:tc>
+        <w:tc>
+          <w:tcPr>
+            <w:tcW w:w="6379" w:type="dxa"/>
+          </w:tcPr>
+          <w:p>
+            <w:pPr>
+              <w:spacing w:line="360" w:lineRule="auto"/>
+              <w:rPr>
+                <w:rFonts w:ascii="Times New Roman" w:hAnsi="Times New Roman" w:cs="Times New Roman"/>
+                <w:sz w:val="28"/>
+                <w:szCs w:val="28"/>
+              </w:rPr>
+            </w:pPr>
+            <w:r>
+              <w:rPr>
+                <w:rFonts w:ascii="Times New Roman" w:hAnsi="Times New Roman" w:cs="Times New Roman"/>
+                <w:sz w:val="28"/>
+                <w:szCs w:val="28"/>
+              </w:rPr>
+              <w:t>Известный, знаменитый</w:t>
+            </w:r>
+          </w:p>
+        </w:tc>
+      </w:tr>
+      <w:tr>
+        <w:tc>
+          <w:tcPr>
+            <w:tcW w:w="3964" w:type="dxa"/>
+          </w:tcPr>
+          <w:p>
+            <w:pPr>
+              <w:spacing w:line="360" w:lineRule="auto"/>
+              <w:rPr>
+                <w:rFonts w:ascii="Times New Roman" w:hAnsi="Times New Roman" w:cs="Times New Roman"/>
+                <w:sz w:val="28"/>
+                <w:szCs w:val="28"/>
+              </w:rPr>
+            </w:pPr>
+            <w:r>
+              <w:rPr>
+                <w:rFonts w:ascii="Times New Roman" w:hAnsi="Times New Roman" w:cs="Times New Roman"/>
+                <w:sz w:val="28"/>
+                <w:szCs w:val="28"/>
+                <w:lang w:val="en-US"/>
+              </w:rPr>
+              <w:t>Surged (grown quickly)</w:t>
+            </w:r>
+          </w:p>
+        </w:tc>
+        <w:tc>
+          <w:tcPr>
+            <w:tcW w:w="6379" w:type="dxa"/>
+          </w:tcPr>
+          <w:p>
+            <w:pPr>
+              <w:spacing w:line="360" w:lineRule="auto"/>
+              <w:rPr>
+                <w:rFonts w:ascii="Times New Roman" w:hAnsi="Times New Roman" w:cs="Times New Roman"/>
+                <w:sz w:val="28"/>
+                <w:szCs w:val="28"/>
+              </w:rPr>
+            </w:pPr>
+            <w:r>
+              <w:rPr>
+                <w:rFonts w:ascii="Times New Roman" w:hAnsi="Times New Roman" w:cs="Times New Roman"/>
+                <w:sz w:val="28"/>
+                <w:szCs w:val="28"/>
+              </w:rPr>
+              <w:t>Резкий, быстрый рост</w:t>
+            </w:r>
+          </w:p>
+        </w:tc>
+      </w:tr>
+      <w:tr>
+        <w:tc>
+          <w:tcPr>
+            <w:tcW w:w="3964" w:type="dxa"/>
+          </w:tcPr>
+          <w:p>
+            <w:pPr>
+              <w:spacing w:line="360" w:lineRule="auto"/>
+              <w:rPr>
+                <w:rFonts w:ascii="Times New Roman" w:hAnsi="Times New Roman" w:cs="Times New Roman"/>
+                <w:sz w:val="28"/>
+                <w:szCs w:val="28"/>
+                <w:lang w:val="en-US"/>
+              </w:rPr>
+            </w:pPr>
+            <w:r>
+              <w:rPr>
+                <w:rFonts w:ascii="Times New Roman" w:hAnsi="Times New Roman" w:cs="Times New Roman"/>
+                <w:sz w:val="28"/>
+                <w:szCs w:val="28"/>
+                <w:lang w:val="en-US"/>
+              </w:rPr>
+              <w:t>Foodie hotspot (a place food lovers like)</w:t>
+            </w:r>
+          </w:p>
+        </w:tc>
+        <w:tc>
+          <w:tcPr>
+            <w:tcW w:w="6379" w:type="dxa"/>
+          </w:tcPr>
+          <w:p>
+            <w:pPr>
+              <w:spacing w:line="360" w:lineRule="auto"/>
+              <w:rPr>
+                <w:rFonts w:ascii="Times New Roman" w:hAnsi="Times New Roman" w:cs="Times New Roman"/>
+                <w:sz w:val="28"/>
+                <w:szCs w:val="28"/>
+              </w:rPr>
+            </w:pPr>
+            <w:r>
+              <w:rPr>
+                <w:rFonts w:ascii="Times New Roman" w:hAnsi="Times New Roman" w:cs="Times New Roman"/>
+                <w:sz w:val="28"/>
+                <w:szCs w:val="28"/>
+              </w:rPr>
+              <w:t>Место, которое нравится гурманам</w:t>
+            </w:r>
+          </w:p>
+        </w:tc>
+      </w:tr>
+      <w:tr>
+        <w:tc>
+          <w:tcPr>
+            <w:tcW w:w="3964" w:type="dxa"/>
+          </w:tcPr>
+          <w:p>
+            <w:pPr>
+              <w:spacing w:line="360" w:lineRule="auto"/>
+              <w:rPr>
+                <w:rFonts w:ascii="Times New Roman" w:hAnsi="Times New Roman" w:cs="Times New Roman"/>
+                <w:sz w:val="28"/>
+                <w:szCs w:val="28"/>
+                <w:lang w:val="en-US"/>
+              </w:rPr>
+            </w:pPr>
+            <w:r>
+              <w:rPr>
+                <w:rFonts w:ascii="Times New Roman" w:hAnsi="Times New Roman" w:cs="Times New Roman"/>
+                <w:sz w:val="28"/>
+                <w:szCs w:val="28"/>
+                <w:lang w:val="en-US"/>
+              </w:rPr>
+              <w:t>Vibrant (</w:t>
+            </w:r>
+            <w:r>
+              <w:rPr>
+                <w:rFonts w:ascii="Times New Roman" w:hAnsi="Times New Roman" w:cs="Times New Roman"/>
+                <w:sz w:val="28"/>
+                <w:szCs w:val="28"/>
+                <w:lang w:val="en-US"/>
+              </w:rPr>
+              <w:t>lively)</w:t>
+            </w:r>
+          </w:p>
+        </w:tc>
+        <w:tc>
+          <w:tcPr>
+            <w:tcW w:w="6379" w:type="dxa"/>
+          </w:tcPr>
+          <w:p>
+            <w:pPr>
+              <w:spacing w:line="360" w:lineRule="auto"/>
+              <w:rPr>
+                <w:rFonts w:ascii="Times New Roman" w:hAnsi="Times New Roman" w:cs="Times New Roman"/>
+                <w:sz w:val="28"/>
+                <w:szCs w:val="28"/>
+              </w:rPr>
+            </w:pPr>
+            <w:r>
+              <w:rPr>
+                <w:rFonts w:ascii="Times New Roman" w:hAnsi="Times New Roman" w:cs="Times New Roman"/>
+                <w:sz w:val="28"/>
+                <w:szCs w:val="28"/>
+              </w:rPr>
+              <w:t>Яркий (живой)</w:t>
+            </w:r>
+          </w:p>
+        </w:tc>
+      </w:tr>
+      <w:tr>
+        <w:tc>
+          <w:tcPr>
+            <w:tcW w:w="3964" w:type="dxa"/>
+          </w:tcPr>
+          <w:p>
+            <w:pPr>
+              <w:spacing w:line="360" w:lineRule="auto"/>
+              <w:rPr>
+                <w:rFonts w:ascii="Times New Roman" w:hAnsi="Times New Roman" w:cs="Times New Roman"/>
+                <w:sz w:val="28"/>
+                <w:szCs w:val="28"/>
+                <w:lang w:val="en-US"/>
+              </w:rPr>
+            </w:pPr>
+            <w:r>
+              <w:rPr>
+                <w:rFonts w:ascii="Times New Roman" w:hAnsi="Times New Roman" w:cs="Times New Roman"/>
+                <w:sz w:val="28"/>
+                <w:szCs w:val="28"/>
+                <w:lang w:val="en-US"/>
+              </w:rPr>
+              <w:t>Gruelling (difficult and long)</w:t>
+            </w:r>
+          </w:p>
+        </w:tc>
+        <w:tc>
+          <w:tcPr>
+            <w:tcW w:w="6379" w:type="dxa"/>
+          </w:tcPr>
+          <w:p>
+            <w:pPr>
+              <w:spacing w:line="360" w:lineRule="auto"/>
+              <w:rPr>
+                <w:rFonts w:ascii="Times New Roman" w:hAnsi="Times New Roman" w:cs="Times New Roman"/>
+                <w:sz w:val="28"/>
+                <w:szCs w:val="28"/>
+              </w:rPr>
+            </w:pPr>
+            <w:r>
+              <w:rPr>
+                <w:rFonts w:ascii="Times New Roman" w:hAnsi="Times New Roman" w:cs="Times New Roman"/>
+                <w:sz w:val="28"/>
+                <w:szCs w:val="28"/>
+              </w:rPr>
+              <w:t>Изнурительный (сложный и долгий)</w:t>
+            </w:r>
+          </w:p>
+        </w:tc>
+      </w:tr>
+      <w:tr>
+        <w:tc>
+          <w:tcPr>
+            <w:tcW w:w="3964" w:type="dxa"/>
+          </w:tcPr>
+          <w:p>
+            <w:pPr>
+              <w:spacing w:line="360" w:lineRule="auto"/>
+              <w:rPr>
+                <w:rFonts w:ascii="Times New Roman" w:hAnsi="Times New Roman" w:cs="Times New Roman"/>
+                <w:sz w:val="28"/>
+                <w:szCs w:val="28"/>
+                <w:lang w:val="en-US"/>
+              </w:rPr>
+            </w:pPr>
+            <w:r>
+              <w:rPr>
+                <w:rFonts w:ascii="Times New Roman" w:hAnsi="Times New Roman" w:cs="Times New Roman"/>
+                <w:sz w:val="28"/>
+                <w:szCs w:val="28"/>
+                <w:lang w:val="en-US"/>
+              </w:rPr>
+              <w:t>A must (something essential)</w:t>
+            </w:r>
+          </w:p>
+        </w:tc>
+        <w:tc>
+          <w:tcPr>
+            <w:tcW w:w="6379" w:type="dxa"/>
+          </w:tcPr>
+          <w:p>
+            <w:pPr>
+              <w:spacing w:line="360" w:lineRule="auto"/>
+              <w:rPr>
+                <w:rFonts w:ascii="Times New Roman" w:hAnsi="Times New Roman" w:cs="Times New Roman"/>
+                <w:sz w:val="28"/>
+                <w:szCs w:val="28"/>
+              </w:rPr>
+            </w:pPr>
+            <w:r>
+              <w:rPr>
+                <w:rFonts w:ascii="Times New Roman" w:hAnsi="Times New Roman" w:cs="Times New Roman"/>
+                <w:sz w:val="28"/>
+                <w:szCs w:val="28"/>
+              </w:rPr>
+              <w:t>Обязательно, необходимо</w:t>
+            </w:r>
+          </w:p>
+        </w:tc>
+      </w:tr>
+      <w:tr>
+        <w:tc>
+          <w:tcPr>
+            <w:tcW w:w="3964" w:type="dxa"/>
+          </w:tcPr>
+          <w:p>
+            <w:pPr>
+              <w:spacing w:line="360" w:lineRule="auto"/>
+              <w:rPr>
+                <w:rFonts w:ascii="Times New Roman" w:hAnsi="Times New Roman" w:cs="Times New Roman"/>
+                <w:sz w:val="28"/>
+                <w:szCs w:val="28"/>
+                <w:lang w:val="en-US"/>
+              </w:rPr>
+            </w:pPr>
+            <w:r>
+              <w:rPr>
+                <w:rFonts w:ascii="Times New Roman" w:hAnsi="Times New Roman" w:cs="Times New Roman"/>
+                <w:sz w:val="28"/>
+                <w:szCs w:val="28"/>
+                <w:lang w:val="en-US"/>
+              </w:rPr>
+              <w:t>Punchy (strong)</w:t>
+            </w:r>
+          </w:p>
+        </w:tc>
+        <w:tc>
+          <w:tcPr>
+            <w:tcW w:w="6379" w:type="dxa"/>
+          </w:tcPr>
+          <w:p>
+            <w:pPr>
+              <w:spacing w:line="360" w:lineRule="auto"/>
+              <w:rPr>
+                <w:rFonts w:ascii="Times New Roman" w:hAnsi="Times New Roman" w:cs="Times New Roman"/>
+                <w:sz w:val="28"/>
+                <w:szCs w:val="28"/>
+              </w:rPr>
+            </w:pPr>
+            <w:r>
+              <w:rPr>
+                <w:rFonts w:ascii="Times New Roman" w:hAnsi="Times New Roman" w:cs="Times New Roman"/>
+                <w:sz w:val="28"/>
+                <w:szCs w:val="28"/>
+              </w:rPr>
+              <w:t>Яркий, сильный</w:t>
             </w:r>
           </w:p>
         </w:tc>
